--- a/מדריך-התקנה.docx
+++ b/מדריך-התקנה.docx
@@ -86,7 +86,7 @@
         <w:rPr>
           <w:rtl/>
         </w:rPr>
-        <w:t xml:space="preserve">הדרך הקלה: מוסיפים שורה אחת ל-HTML של האתר (לפני סגירת body). עובד בכל אתר, גם לא-React, והקובץ כולל את React בתוכו.</w:t>
+        <w:t>הדרך הקלה: מוסיפים ל-HTML של האתר (לפני סגירת body) את ה"טוען" הבא, פעם אחת בלבד. עובד בכל אתר, גם לא-React, והקובץ כולל את React בתוכו.</w:t>
       </w:r>
     </w:p>
     <w:p>
@@ -101,7 +101,7 @@
           <w:sz w:val="19"/>
           <w:szCs w:val="19"/>
         </w:rPr>
-        <w:t xml:space="preserve">&lt;script src="https://cdn.jsdelivr.net/gh/Eladshi1326/NegiShot@main/dist/accessibility-widget.js"</w:t>
+        <w:t>&lt;!-- ACCESSIBILITY WIDGET - START --&gt;</w:t>
       </w:r>
     </w:p>
     <w:p>
@@ -116,7 +116,7 @@
           <w:sz w:val="19"/>
           <w:szCs w:val="19"/>
         </w:rPr>
-        <w:t xml:space="preserve">        data-a11y-widget data-position="bottom-right" data-color="#2b50e0"</w:t>
+        <w:t>&lt;script&gt;</w:t>
       </w:r>
     </w:p>
     <w:p>
@@ -131,87 +131,7 @@
           <w:sz w:val="19"/>
           <w:szCs w:val="19"/>
         </w:rPr>
-        <w:t xml:space="preserve">        data-size="58" data-brand-label="האתר שלי" defer&gt;&lt;/script&gt;</w:t>
-      </w:r>
-    </w:p>
-    <w:p>
-      <w:pPr>
-        <w:bidi/>
-        <w:spacing w:after="120"/>
-        <w:jc w:val="right"/>
-      </w:pPr>
-      <w:r>
-        <w:rPr>
-          <w:rtl/>
-        </w:rPr>
-        <w:t xml:space="preserve">ה-URL כבר מוגדר לריפו שלך (Eladshi1326/NegiShot). אפשר לשנות מיקום, צבע, גודל, לוגו ועוד דרך מאפייני data-* — פירוט מלא ב-README-הפצה.</w:t>
-      </w:r>
-    </w:p>
-    <w:p>
-      <w:pPr>
-        <w:bidi/>
-        <w:spacing w:after="120"/>
-        <w:jc w:val="right"/>
-      </w:pPr>
-      <w:r>
-        <w:rPr>
-          <w:b/>
-          <w:bCs/>
-          <w:rtl/>
-        </w:rPr>
-        <w:t xml:space="preserve">עדכון אוטומטי: דוחפים שינוי לריפו ב-GitHub, וכל האתרים שמשתמשים בקובץ מתעדכנים בטעינה הבאה.</w:t>
-      </w:r>
-    </w:p>
-    <w:p>
-      <w:pPr>
-        <w:pStyle w:val="Heading2"/>
-        <w:bidi/>
-        <w:spacing w:after="120" w:before="240"/>
-        <w:jc w:val="right"/>
-      </w:pPr>
-      <w:r>
-        <w:rPr>
-          <w:b/>
-          <w:bCs/>
-          <w:rtl/>
-        </w:rPr>
-        <w:t xml:space="preserve">התקנה בפרויקט React (דרך ב)</w:t>
-      </w:r>
-    </w:p>
-    <w:p>
-      <w:pPr>
-        <w:pStyle w:val="ListParagraph"/>
-        <w:numPr>
-          <w:ilvl w:val="0"/>
-          <w:numId w:val="2"/>
-        </w:numPr>
-        <w:bidi/>
-        <w:spacing w:after="80"/>
-        <w:jc w:val="right"/>
-      </w:pPr>
-      <w:r>
-        <w:rPr>
-          <w:rtl/>
-        </w:rPr>
-        <w:t xml:space="preserve">שמירת הקובץ: העתק את AccessibilityWidget.jsx לתיקיית הקומפוננטות, למשל src/components/.</w:t>
-      </w:r>
-    </w:p>
-    <w:p>
-      <w:pPr>
-        <w:pStyle w:val="ListParagraph"/>
-        <w:numPr>
-          <w:ilvl w:val="0"/>
-          <w:numId w:val="2"/>
-        </w:numPr>
-        <w:bidi/>
-        <w:spacing w:after="80"/>
-        <w:jc w:val="right"/>
-      </w:pPr>
-      <w:r>
-        <w:rPr>
-          <w:rtl/>
-        </w:rPr>
-        <w:t xml:space="preserve">ייבוא: בקובץ הראשי (App.jsx או app/layout), הוסף בראש הקובץ את השורה:</w:t>
+        <w:t>(function () {</w:t>
       </w:r>
     </w:p>
     <w:p>
@@ -226,25 +146,7 @@
           <w:sz w:val="19"/>
           <w:szCs w:val="19"/>
         </w:rPr>
-        <w:t xml:space="preserve">import AccessibilityWidget from './components/AccessibilityWidget';</w:t>
-      </w:r>
-    </w:p>
-    <w:p>
-      <w:pPr>
-        <w:pStyle w:val="ListParagraph"/>
-        <w:numPr>
-          <w:ilvl w:val="0"/>
-          <w:numId w:val="2"/>
-        </w:numPr>
-        <w:bidi/>
-        <w:spacing w:after="80"/>
-        <w:jc w:val="right"/>
-      </w:pPr>
-      <w:r>
-        <w:rPr>
-          <w:rtl/>
-        </w:rPr>
-        <w:t xml:space="preserve">הצבה: בתוך ה-return, פעם אחת (קרוב לסוף), הוסף:</w:t>
+        <w:t xml:space="preserve">  window.A11yWidgetConfig = { position: 'bottom-right', color: '#2b50e0' };</w:t>
       </w:r>
     </w:p>
     <w:p>
@@ -259,418 +161,7 @@
           <w:sz w:val="19"/>
           <w:szCs w:val="19"/>
         </w:rPr>
-        <w:t xml:space="preserve">&lt;AccessibilityWidget /&gt;</w:t>
-      </w:r>
-    </w:p>
-    <w:p>
-      <w:pPr>
-        <w:bidi/>
-        <w:spacing w:after="120"/>
-        <w:jc w:val="right"/>
-      </w:pPr>
-      <w:r>
-        <w:rPr>
-          <w:i/>
-          <w:iCs/>
-          <w:rtl/>
-        </w:rPr>
-        <w:t xml:space="preserve">זהו. הכפתור יופיע בפינה. ב-Next.js (App Router) אין צורך בשינוי — הקובץ כבר כולל 'use client'.</w:t>
-      </w:r>
-    </w:p>
-    <w:p>
-      <w:pPr>
-        <w:pStyle w:val="Heading2"/>
-        <w:bidi/>
-        <w:spacing w:after="120" w:before="240"/>
-        <w:jc w:val="right"/>
-      </w:pPr>
-      <w:r>
-        <w:rPr>
-          <w:b/>
-          <w:bCs/>
-          <w:rtl/>
-        </w:rPr>
-        <w:t xml:space="preserve">מאפיינים (Props) – התאמה אישית</w:t>
-      </w:r>
-    </w:p>
-    <w:p>
-      <w:pPr>
-        <w:bidi/>
-        <w:spacing w:after="120"/>
-        <w:jc w:val="right"/>
-      </w:pPr>
-      <w:r>
-        <w:rPr>
-          <w:rtl/>
-        </w:rPr>
-        <w:t xml:space="preserve">אפשר לשלוט בכפתור דרך מאפיינים. כולם אופציונליים:</w:t>
-      </w:r>
-    </w:p>
-    <w:p>
-      <w:pPr>
-        <w:pStyle w:val="ListParagraph"/>
-        <w:numPr>
-          <w:ilvl w:val="0"/>
-          <w:numId w:val="3"/>
-        </w:numPr>
-        <w:bidi/>
-        <w:spacing w:after="80"/>
-        <w:jc w:val="right"/>
-      </w:pPr>
-      <w:r>
-        <w:rPr>
-          <w:rFonts w:ascii="Consolas" w:cs="Consolas" w:eastAsia="Consolas" w:hAnsi="Consolas"/>
-          <w:sz w:val="19"/>
-          <w:szCs w:val="19"/>
-          <w:rtl w:val="false"/>
-        </w:rPr>
-        <w:t xml:space="preserve">position</w:t>
-      </w:r>
-      <w:r>
-        <w:rPr>
-          <w:rtl/>
-        </w:rPr>
-        <w:t xml:space="preserve">  — מיקום: bottom-right (ברירת מחדל), bottom-left, top-right, top-left.</w:t>
-      </w:r>
-    </w:p>
-    <w:p>
-      <w:pPr>
-        <w:pStyle w:val="ListParagraph"/>
-        <w:numPr>
-          <w:ilvl w:val="0"/>
-          <w:numId w:val="3"/>
-        </w:numPr>
-        <w:bidi/>
-        <w:spacing w:after="80"/>
-        <w:jc w:val="right"/>
-      </w:pPr>
-      <w:r>
-        <w:rPr>
-          <w:rFonts w:ascii="Consolas" w:cs="Consolas" w:eastAsia="Consolas" w:hAnsi="Consolas"/>
-          <w:sz w:val="19"/>
-          <w:szCs w:val="19"/>
-          <w:rtl w:val="false"/>
-        </w:rPr>
-        <w:t xml:space="preserve">color</w:t>
-      </w:r>
-      <w:r>
-        <w:rPr>
-          <w:rtl/>
-        </w:rPr>
-        <w:t xml:space="preserve">  — צבע הכפתור וההדגשות (כל צבע CSS). ברירת מחדל #2b50e0.</w:t>
-      </w:r>
-    </w:p>
-    <w:p>
-      <w:pPr>
-        <w:pStyle w:val="ListParagraph"/>
-        <w:numPr>
-          <w:ilvl w:val="0"/>
-          <w:numId w:val="3"/>
-        </w:numPr>
-        <w:bidi/>
-        <w:spacing w:after="80"/>
-        <w:jc w:val="right"/>
-      </w:pPr>
-      <w:r>
-        <w:rPr>
-          <w:rFonts w:ascii="Consolas" w:cs="Consolas" w:eastAsia="Consolas" w:hAnsi="Consolas"/>
-          <w:sz w:val="19"/>
-          <w:szCs w:val="19"/>
-          <w:rtl w:val="false"/>
-        </w:rPr>
-        <w:t xml:space="preserve">iconColor</w:t>
-      </w:r>
-      <w:r>
-        <w:rPr>
-          <w:rtl/>
-        </w:rPr>
-        <w:t xml:space="preserve">  — צבע האייקון על הכפתור. ברירת מחדל לבן.</w:t>
-      </w:r>
-    </w:p>
-    <w:p>
-      <w:pPr>
-        <w:pStyle w:val="ListParagraph"/>
-        <w:numPr>
-          <w:ilvl w:val="0"/>
-          <w:numId w:val="3"/>
-        </w:numPr>
-        <w:bidi/>
-        <w:spacing w:after="80"/>
-        <w:jc w:val="right"/>
-      </w:pPr>
-      <w:r>
-        <w:rPr>
-          <w:rFonts w:ascii="Consolas" w:cs="Consolas" w:eastAsia="Consolas" w:hAnsi="Consolas"/>
-          <w:sz w:val="19"/>
-          <w:szCs w:val="19"/>
-          <w:rtl w:val="false"/>
-        </w:rPr>
-        <w:t xml:space="preserve">size</w:t>
-      </w:r>
-      <w:r>
-        <w:rPr>
-          <w:rtl/>
-        </w:rPr>
-        <w:t xml:space="preserve">  — גודל הכפתור בפיקסלים. ברירת מחדל 58.</w:t>
-      </w:r>
-    </w:p>
-    <w:p>
-      <w:pPr>
-        <w:pStyle w:val="ListParagraph"/>
-        <w:numPr>
-          <w:ilvl w:val="0"/>
-          <w:numId w:val="3"/>
-        </w:numPr>
-        <w:bidi/>
-        <w:spacing w:after="80"/>
-        <w:jc w:val="right"/>
-      </w:pPr>
-      <w:r>
-        <w:rPr>
-          <w:rFonts w:ascii="Consolas" w:cs="Consolas" w:eastAsia="Consolas" w:hAnsi="Consolas"/>
-          <w:sz w:val="19"/>
-          <w:szCs w:val="19"/>
-          <w:rtl w:val="false"/>
-        </w:rPr>
-        <w:t xml:space="preserve">shape</w:t>
-      </w:r>
-      <w:r>
-        <w:rPr>
-          <w:rtl/>
-        </w:rPr>
-        <w:t xml:space="preserve">  — circle (עיגול, ברירת מחדל) או rounded (מרובע מעוגל).</w:t>
-      </w:r>
-    </w:p>
-    <w:p>
-      <w:pPr>
-        <w:pStyle w:val="ListParagraph"/>
-        <w:numPr>
-          <w:ilvl w:val="0"/>
-          <w:numId w:val="3"/>
-        </w:numPr>
-        <w:bidi/>
-        <w:spacing w:after="80"/>
-        <w:jc w:val="right"/>
-      </w:pPr>
-      <w:r>
-        <w:rPr>
-          <w:rFonts w:ascii="Consolas" w:cs="Consolas" w:eastAsia="Consolas" w:hAnsi="Consolas"/>
-          <w:sz w:val="19"/>
-          <w:szCs w:val="19"/>
-          <w:rtl w:val="false"/>
-        </w:rPr>
-        <w:t xml:space="preserve">iconSrc</w:t>
-      </w:r>
-      <w:r>
-        <w:rPr>
-          <w:rtl/>
-        </w:rPr>
-        <w:t xml:space="preserve">  — כתובת תמונה לאייקון מותאם (לוגו). למשל "/logo.png".</w:t>
-      </w:r>
-    </w:p>
-    <w:p>
-      <w:pPr>
-        <w:pStyle w:val="ListParagraph"/>
-        <w:numPr>
-          <w:ilvl w:val="0"/>
-          <w:numId w:val="3"/>
-        </w:numPr>
-        <w:bidi/>
-        <w:spacing w:after="80"/>
-        <w:jc w:val="right"/>
-      </w:pPr>
-      <w:r>
-        <w:rPr>
-          <w:rFonts w:ascii="Consolas" w:cs="Consolas" w:eastAsia="Consolas" w:hAnsi="Consolas"/>
-          <w:sz w:val="19"/>
-          <w:szCs w:val="19"/>
-          <w:rtl w:val="false"/>
-        </w:rPr>
-        <w:t xml:space="preserve">icon</w:t>
-      </w:r>
-      <w:r>
-        <w:rPr>
-          <w:rtl/>
-        </w:rPr>
-        <w:t xml:space="preserve">  — אלמנט React מותאם לאייקון (מתקדם).</w:t>
-      </w:r>
-    </w:p>
-    <w:p>
-      <w:pPr>
-        <w:pStyle w:val="ListParagraph"/>
-        <w:numPr>
-          <w:ilvl w:val="0"/>
-          <w:numId w:val="3"/>
-        </w:numPr>
-        <w:bidi/>
-        <w:spacing w:after="80"/>
-        <w:jc w:val="right"/>
-      </w:pPr>
-      <w:r>
-        <w:rPr>
-          <w:rFonts w:ascii="Consolas" w:cs="Consolas" w:eastAsia="Consolas" w:hAnsi="Consolas"/>
-          <w:sz w:val="19"/>
-          <w:szCs w:val="19"/>
-          <w:rtl w:val="false"/>
-        </w:rPr>
-        <w:t xml:space="preserve">offset</w:t>
-      </w:r>
-      <w:r>
-        <w:rPr>
-          <w:rtl/>
-        </w:rPr>
-        <w:t xml:space="preserve">  — מרחק מקצה המסך בפיקסלים. ברירת מחדל 20.</w:t>
-      </w:r>
-    </w:p>
-    <w:p>
-      <w:pPr>
-        <w:pStyle w:val="ListParagraph"/>
-        <w:numPr>
-          <w:ilvl w:val="0"/>
-          <w:numId w:val="3"/>
-        </w:numPr>
-        <w:bidi/>
-        <w:spacing w:after="80"/>
-        <w:jc w:val="right"/>
-      </w:pPr>
-      <w:r>
-        <w:rPr>
-          <w:rFonts w:ascii="Consolas" w:cs="Consolas" w:eastAsia="Consolas" w:hAnsi="Consolas"/>
-          <w:sz w:val="19"/>
-          <w:szCs w:val="19"/>
-          <w:rtl w:val="false"/>
-        </w:rPr>
-        <w:t xml:space="preserve">zIndex</w:t>
-      </w:r>
-      <w:r>
-        <w:rPr>
-          <w:rtl/>
-        </w:rPr>
-        <w:t xml:space="preserve">  — שכבת התצוגה (לצוף מעל הכל). ברירת מחדל גבוהה מאוד.</w:t>
-      </w:r>
-    </w:p>
-    <w:p>
-      <w:pPr>
-        <w:pStyle w:val="ListParagraph"/>
-        <w:numPr>
-          <w:ilvl w:val="0"/>
-          <w:numId w:val="3"/>
-        </w:numPr>
-        <w:bidi/>
-        <w:spacing w:after="80"/>
-        <w:jc w:val="right"/>
-      </w:pPr>
-      <w:r>
-        <w:rPr>
-          <w:rFonts w:ascii="Consolas" w:cs="Consolas" w:eastAsia="Consolas" w:hAnsi="Consolas"/>
-          <w:sz w:val="19"/>
-          <w:szCs w:val="19"/>
-          <w:rtl w:val="false"/>
-        </w:rPr>
-        <w:t xml:space="preserve">brandLabel</w:t>
-      </w:r>
-      <w:r>
-        <w:rPr>
-          <w:rtl/>
-        </w:rPr>
-        <w:t xml:space="preserve">  — תווית קטנה בתחתית. ברירת מחדל "נגישות".</w:t>
-      </w:r>
-    </w:p>
-    <w:p>
-      <w:pPr>
-        <w:pStyle w:val="ListParagraph"/>
-        <w:numPr>
-          <w:ilvl w:val="0"/>
-          <w:numId w:val="3"/>
-        </w:numPr>
-        <w:bidi/>
-        <w:spacing w:after="80"/>
-        <w:jc w:val="right"/>
-      </w:pPr>
-      <w:r>
-        <w:rPr>
-          <w:rFonts w:ascii="Consolas" w:cs="Consolas" w:eastAsia="Consolas" w:hAnsi="Consolas"/>
-          <w:sz w:val="19"/>
-          <w:szCs w:val="19"/>
-          <w:rtl w:val="false"/>
-        </w:rPr>
-        <w:t xml:space="preserve">hideBranding</w:t>
-      </w:r>
-      <w:r>
-        <w:rPr>
-          <w:rtl/>
-        </w:rPr>
-        <w:t xml:space="preserve">  — הסתרת שורת התווית בתחתית (true/false).</w:t>
-      </w:r>
-    </w:p>
-    <w:p>
-      <w:pPr>
-        <w:pStyle w:val="ListParagraph"/>
-        <w:numPr>
-          <w:ilvl w:val="0"/>
-          <w:numId w:val="3"/>
-        </w:numPr>
-        <w:bidi/>
-        <w:spacing w:after="80"/>
-        <w:jc w:val="right"/>
-      </w:pPr>
-      <w:r>
-        <w:rPr>
-          <w:rFonts w:ascii="Consolas" w:cs="Consolas" w:eastAsia="Consolas" w:hAnsi="Consolas"/>
-          <w:sz w:val="19"/>
-          <w:szCs w:val="19"/>
-          <w:rtl w:val="false"/>
-        </w:rPr>
-        <w:t xml:space="preserve">buttonLabel</w:t>
-      </w:r>
-      <w:r>
-        <w:rPr>
-          <w:rtl/>
-        </w:rPr>
-        <w:t xml:space="preserve">  — טקסט נגיש לכפתור (aria-label).</w:t>
-      </w:r>
-    </w:p>
-    <w:p>
-      <w:pPr>
-        <w:pStyle w:val="ListParagraph"/>
-        <w:numPr>
-          <w:ilvl w:val="0"/>
-          <w:numId w:val="3"/>
-        </w:numPr>
-        <w:bidi/>
-        <w:spacing w:after="80"/>
-        <w:jc w:val="right"/>
-      </w:pPr>
-      <w:r>
-        <w:rPr>
-          <w:rFonts w:ascii="Consolas" w:cs="Consolas" w:eastAsia="Consolas" w:hAnsi="Consolas"/>
-          <w:sz w:val="19"/>
-          <w:szCs w:val="19"/>
-          <w:rtl w:val="false"/>
-        </w:rPr>
-        <w:t xml:space="preserve">initialSettings</w:t>
-      </w:r>
-      <w:r>
-        <w:rPr>
-          <w:rtl/>
-        </w:rPr>
-        <w:t xml:space="preserve">  — הגדרות שיהיו דלוקות כברירת מחדל לכל המבקרים.</w:t>
-      </w:r>
-    </w:p>
-    <w:p>
-      <w:pPr>
-        <w:pStyle w:val="Heading2"/>
-        <w:bidi/>
-        <w:spacing w:after="120" w:before="240"/>
-        <w:jc w:val="right"/>
-      </w:pPr>
-      <w:r>
-        <w:rPr>
-          <w:b/>
-          <w:bCs/>
-          <w:rtl/>
-        </w:rPr>
-        <w:t xml:space="preserve">דוגמאות</w:t>
+        <w:t xml:space="preserve">  var v = new Date().toISOString().slice(0, 10); // משתנה כל יום</w:t>
       </w:r>
     </w:p>
     <w:p>
@@ -685,7 +176,7 @@
           <w:sz w:val="19"/>
           <w:szCs w:val="19"/>
         </w:rPr>
-        <w:t xml:space="preserve">&lt;AccessibilityWidget position="bottom-left" color="#e11d48" /&gt;</w:t>
+        <w:t xml:space="preserve">  var s = document.createElement('script');</w:t>
       </w:r>
     </w:p>
     <w:p>
@@ -700,7 +191,7 @@
           <w:sz w:val="19"/>
           <w:szCs w:val="19"/>
         </w:rPr>
-        <w:t xml:space="preserve">&lt;AccessibilityWidget size={72} shape="rounded" color="#0ea5e9" /&gt;</w:t>
+        <w:t xml:space="preserve">  s.src = 'https://cdn.jsdelivr.net/gh/Eladshi1326/NegiShot@main/dist/accessibility-widget.js?v=' + v;</w:t>
       </w:r>
     </w:p>
     <w:p>
@@ -715,7 +206,7 @@
           <w:sz w:val="19"/>
           <w:szCs w:val="19"/>
         </w:rPr>
-        <w:t xml:space="preserve">&lt;AccessibilityWidget iconSrc="/logo-a11y.png" brandLabel="האתר שלי" /&gt;</w:t>
+        <w:t xml:space="preserve">  s.setAttribute('data-a11y-widget', '');</w:t>
       </w:r>
     </w:p>
     <w:p>
@@ -730,14 +221,71 @@
           <w:sz w:val="19"/>
           <w:szCs w:val="19"/>
         </w:rPr>
-        <w:t xml:space="preserve">&lt;AccessibilityWidget initialSettings={{ highlightLinks: true }} hideBranding /&gt;</w:t>
-      </w:r>
-    </w:p>
-    <w:p>
-      <w:pPr>
-        <w:pStyle w:val="Heading2"/>
-        <w:bidi/>
-        <w:spacing w:after="120" w:before="240"/>
+        <w:t xml:space="preserve">  document.body.appendChild(s);</w:t>
+      </w:r>
+    </w:p>
+    <w:p>
+      <w:pPr>
+        <w:shd w:fill="F3F4FB" w:val="clear"/>
+        <w:spacing w:after="40"/>
+        <w:jc w:val="left"/>
+      </w:pPr>
+      <w:r>
+        <w:rPr>
+          <w:rFonts w:ascii="Consolas" w:cs="Consolas" w:eastAsia="Consolas" w:hAnsi="Consolas"/>
+          <w:sz w:val="19"/>
+          <w:szCs w:val="19"/>
+        </w:rPr>
+        <w:t>})();</w:t>
+      </w:r>
+    </w:p>
+    <w:p>
+      <w:pPr>
+        <w:shd w:fill="F3F4FB" w:val="clear"/>
+        <w:spacing w:after="40"/>
+        <w:jc w:val="left"/>
+      </w:pPr>
+      <w:r>
+        <w:rPr>
+          <w:rFonts w:ascii="Consolas" w:cs="Consolas" w:eastAsia="Consolas" w:hAnsi="Consolas"/>
+          <w:sz w:val="19"/>
+          <w:szCs w:val="19"/>
+        </w:rPr>
+        <w:t>&lt;/script&gt;</w:t>
+      </w:r>
+    </w:p>
+    <w:p>
+      <w:pPr>
+        <w:shd w:fill="F3F4FB" w:val="clear"/>
+        <w:spacing w:after="40"/>
+        <w:jc w:val="left"/>
+      </w:pPr>
+      <w:r>
+        <w:rPr>
+          <w:rFonts w:ascii="Consolas" w:cs="Consolas" w:eastAsia="Consolas" w:hAnsi="Consolas"/>
+          <w:sz w:val="19"/>
+          <w:szCs w:val="19"/>
+        </w:rPr>
+        <w:t>&lt;!-- ACCESSIBILITY WIDGET - END --&gt;</w:t>
+      </w:r>
+    </w:p>
+    <w:p>
+      <w:pPr>
+        <w:bidi/>
+        <w:spacing w:after="120"/>
+        <w:jc w:val="right"/>
+      </w:pPr>
+      <w:r>
+        <w:rPr>
+          <w:rtl/>
+        </w:rPr>
+        <w:t>כדי לשנות צבע, מיקום או גודל משנים את הערכים בתוך A11yWidgetConfig (למשל color, position, size). אם באתר כבר יש בלוק ישן — מחליפים אותו, לא מוסיפים שני (יש גם הגנה מטעינה כפולה). פירוט מלא ב-README-הפצה.</w:t>
+      </w:r>
+    </w:p>
+    <w:p>
+      <w:pPr>
+        <w:bidi/>
+        <w:spacing w:after="120"/>
         <w:jc w:val="right"/>
       </w:pPr>
       <w:r>
@@ -746,97 +294,7 @@
           <w:bCs/>
           <w:rtl/>
         </w:rPr>
-        <w:t xml:space="preserve">האפשרויות בתפריט</w:t>
-      </w:r>
-    </w:p>
-    <w:p>
-      <w:pPr>
-        <w:pStyle w:val="ListParagraph"/>
-        <w:numPr>
-          <w:ilvl w:val="0"/>
-          <w:numId w:val="3"/>
-        </w:numPr>
-        <w:bidi/>
-        <w:spacing w:after="80"/>
-        <w:jc w:val="right"/>
-      </w:pPr>
-      <w:r>
-        <w:rPr>
-          <w:rtl/>
-        </w:rPr>
-        <w:t xml:space="preserve">טקסט: גודל טקסט (משנה את כל הטקסט באתר), גובה שורה, מרווח אותיות, מרווח מילים, יישור טקסט, וגופן קריא.</w:t>
-      </w:r>
-    </w:p>
-    <w:p>
-      <w:pPr>
-        <w:pStyle w:val="ListParagraph"/>
-        <w:numPr>
-          <w:ilvl w:val="0"/>
-          <w:numId w:val="3"/>
-        </w:numPr>
-        <w:bidi/>
-        <w:spacing w:after="80"/>
-        <w:jc w:val="right"/>
-      </w:pPr>
-      <w:r>
-        <w:rPr>
-          <w:rtl/>
-        </w:rPr>
-        <w:t xml:space="preserve">ויזואלי: ניגודיות (כהה / בהיר / היפוך צבעים), גווני צבע (אפור / ספיה), הסתר תמונות, השהה אנימציות.</w:t>
-      </w:r>
-    </w:p>
-    <w:p>
-      <w:pPr>
-        <w:pStyle w:val="ListParagraph"/>
-        <w:numPr>
-          <w:ilvl w:val="0"/>
-          <w:numId w:val="3"/>
-        </w:numPr>
-        <w:bidi/>
-        <w:spacing w:after="80"/>
-        <w:jc w:val="right"/>
-      </w:pPr>
-      <w:r>
-        <w:rPr>
-          <w:rtl/>
-        </w:rPr>
-        <w:t xml:space="preserve">אוריינטציה: הדגשת קישורים, מסכת קריאה (חלון קריאה עם פס צהוב), מסגרת מיקוד, סמן עכבר גדול (כולל יד גדולה על כפתורים/קישורים), ומבנה עמוד.</w:t>
-      </w:r>
-    </w:p>
-    <w:p>
-      <w:pPr>
-        <w:pStyle w:val="ListParagraph"/>
-        <w:numPr>
-          <w:ilvl w:val="0"/>
-          <w:numId w:val="3"/>
-        </w:numPr>
-        <w:bidi/>
-        <w:spacing w:after="80"/>
-        <w:jc w:val="right"/>
-      </w:pPr>
-      <w:r>
-        <w:rPr>
-          <w:rtl/>
-        </w:rPr>
-        <w:t xml:space="preserve">מבנה עמוד: מציג את כל הכותרות בדף עם הרמה שלהן (H1, H2 ...) לפי SEO. לחיצה על כותרת גוללת אליה ומסמנת אותה במסגרת צהובה שנעלמת אחרי 15 שניות.</w:t>
-      </w:r>
-    </w:p>
-    <w:p>
-      <w:pPr>
-        <w:pStyle w:val="ListParagraph"/>
-        <w:numPr>
-          <w:ilvl w:val="0"/>
-          <w:numId w:val="3"/>
-        </w:numPr>
-        <w:bidi/>
-        <w:spacing w:after="80"/>
-        <w:jc w:val="right"/>
-      </w:pPr>
-      <w:r>
-        <w:rPr>
-          <w:rtl/>
-        </w:rPr>
-        <w:t xml:space="preserve">הקראה: הקראת תוכן הדף בקול.</w:t>
+        <w:t>עדכון אוטומטי: מריצים העלאה-לגיט.bat, ומבקרים חוזרים מקבלים את הגרסה החדשה תוך יום (מבקרים חדשים — מיד). השורה הפשוטה הישנה עדיין עובדת, אבל איתה מבקר חוזר עלול לראות גרסה ישנה עד שבוע. לבדיקה עצמית מיידית: גלישה בסתר.</w:t>
       </w:r>
     </w:p>
     <w:p>
@@ -852,61 +310,91 @@
           <w:bCs/>
           <w:rtl/>
         </w:rPr>
-        <w:t xml:space="preserve">הכפתורים בכותרת התפריט</w:t>
-      </w:r>
-    </w:p>
-    <w:p>
-      <w:pPr>
-        <w:pStyle w:val="ListParagraph"/>
-        <w:numPr>
-          <w:ilvl w:val="0"/>
-          <w:numId w:val="3"/>
-        </w:numPr>
-        <w:bidi/>
-        <w:spacing w:after="80"/>
-        <w:jc w:val="right"/>
-      </w:pPr>
-      <w:r>
-        <w:rPr>
-          <w:rtl/>
-        </w:rPr>
-        <w:t xml:space="preserve">ברירת מחדל (החץ המעגלי) — מאפס את כל ההגדרות. נפתח חלון אישור קטן ונפרד לפני האיפוס.</w:t>
-      </w:r>
-    </w:p>
-    <w:p>
-      <w:pPr>
-        <w:pStyle w:val="ListParagraph"/>
-        <w:numPr>
-          <w:ilvl w:val="0"/>
-          <w:numId w:val="3"/>
-        </w:numPr>
-        <w:bidi/>
-        <w:spacing w:after="80"/>
-        <w:jc w:val="right"/>
-      </w:pPr>
-      <w:r>
-        <w:rPr>
-          <w:rtl/>
-        </w:rPr>
-        <w:t xml:space="preserve">עין (הסתרה) — מסתיר את כפתור הנגישות. נפתח חלון נפרד ששואל לכמה זמן: 8 שעות, 24 שעות, או לצמיתות. הבחירה נשמרת ב-cookie, וכל עוד הוא פעיל הכפתור לא יוצג.</w:t>
-      </w:r>
-    </w:p>
-    <w:p>
-      <w:pPr>
-        <w:pStyle w:val="ListParagraph"/>
-        <w:numPr>
-          <w:ilvl w:val="0"/>
-          <w:numId w:val="3"/>
-        </w:numPr>
-        <w:bidi/>
-        <w:spacing w:after="80"/>
-        <w:jc w:val="right"/>
-      </w:pPr>
-      <w:r>
-        <w:rPr>
-          <w:rtl/>
-        </w:rPr>
-        <w:t xml:space="preserve">סגירה (X) — סוגר את התפריט (הכפתור נשאר).</w:t>
+        <w:t xml:space="preserve">התקנה בפרויקט React (דרך ב)</w:t>
+      </w:r>
+    </w:p>
+    <w:p>
+      <w:pPr>
+        <w:pStyle w:val="ListParagraph"/>
+        <w:numPr>
+          <w:ilvl w:val="0"/>
+          <w:numId w:val="2"/>
+        </w:numPr>
+        <w:bidi/>
+        <w:spacing w:after="80"/>
+        <w:jc w:val="right"/>
+      </w:pPr>
+      <w:r>
+        <w:rPr>
+          <w:rtl/>
+        </w:rPr>
+        <w:t xml:space="preserve">שמירת הקובץ: העתק את AccessibilityWidget.jsx לתיקיית הקומפוננטות, למשל src/components/.</w:t>
+      </w:r>
+    </w:p>
+    <w:p>
+      <w:pPr>
+        <w:pStyle w:val="ListParagraph"/>
+        <w:numPr>
+          <w:ilvl w:val="0"/>
+          <w:numId w:val="2"/>
+        </w:numPr>
+        <w:bidi/>
+        <w:spacing w:after="80"/>
+        <w:jc w:val="right"/>
+      </w:pPr>
+      <w:r>
+        <w:rPr>
+          <w:rtl/>
+        </w:rPr>
+        <w:t xml:space="preserve">ייבוא: בקובץ הראשי (App.jsx או app/layout), הוסף בראש הקובץ את השורה:</w:t>
+      </w:r>
+    </w:p>
+    <w:p>
+      <w:pPr>
+        <w:shd w:fill="F3F4FB" w:val="clear"/>
+        <w:spacing w:after="40"/>
+        <w:jc w:val="left"/>
+      </w:pPr>
+      <w:r>
+        <w:rPr>
+          <w:rFonts w:ascii="Consolas" w:cs="Consolas" w:eastAsia="Consolas" w:hAnsi="Consolas"/>
+          <w:sz w:val="19"/>
+          <w:szCs w:val="19"/>
+        </w:rPr>
+        <w:t xml:space="preserve">import AccessibilityWidget from './components/AccessibilityWidget';</w:t>
+      </w:r>
+    </w:p>
+    <w:p>
+      <w:pPr>
+        <w:pStyle w:val="ListParagraph"/>
+        <w:numPr>
+          <w:ilvl w:val="0"/>
+          <w:numId w:val="2"/>
+        </w:numPr>
+        <w:bidi/>
+        <w:spacing w:after="80"/>
+        <w:jc w:val="right"/>
+      </w:pPr>
+      <w:r>
+        <w:rPr>
+          <w:rtl/>
+        </w:rPr>
+        <w:t xml:space="preserve">הצבה: בתוך ה-return, פעם אחת (קרוב לסוף), הוסף:</w:t>
+      </w:r>
+    </w:p>
+    <w:p>
+      <w:pPr>
+        <w:shd w:fill="F3F4FB" w:val="clear"/>
+        <w:spacing w:after="40"/>
+        <w:jc w:val="left"/>
+      </w:pPr>
+      <w:r>
+        <w:rPr>
+          <w:rFonts w:ascii="Consolas" w:cs="Consolas" w:eastAsia="Consolas" w:hAnsi="Consolas"/>
+          <w:sz w:val="19"/>
+          <w:szCs w:val="19"/>
+        </w:rPr>
+        <w:t xml:space="preserve">&lt;AccessibilityWidget /&gt;</w:t>
       </w:r>
     </w:p>
     <w:p>
@@ -917,9 +405,11 @@
       </w:pPr>
       <w:r>
         <w:rPr>
-          <w:rtl/>
-        </w:rPr>
-        <w:t xml:space="preserve">איך מחזירים כפתור שהוסתר? לוחצים Alt + Shift + A במקלדת — זה מוחק את ה-cookie ומחזיר את הכפתור. (לחלופין: מחיקת ה-cookie בשם a11yWidgetHidden.)</w:t>
+          <w:i/>
+          <w:iCs/>
+          <w:rtl/>
+        </w:rPr>
+        <w:t xml:space="preserve">זהו. הכפתור יופיע בפינה. ב-Next.js (App Router) אין צורך בשינוי — הקובץ כבר כולל 'use client'.</w:t>
       </w:r>
     </w:p>
     <w:p>
@@ -935,7 +425,7 @@
           <w:bCs/>
           <w:rtl/>
         </w:rPr>
-        <w:t xml:space="preserve">תצוגה מקדימה (בלי לגעת באתר)</w:t>
+        <w:t xml:space="preserve">מאפיינים (Props) – התאמה אישית</w:t>
       </w:r>
     </w:p>
     <w:p>
@@ -948,7 +438,358 @@
         <w:rPr>
           <w:rtl/>
         </w:rPr>
-        <w:t xml:space="preserve">בתיקייה יש קובץ demo.html. לחיצה כפולה עליו פותחת בדפדפן דף עברי לדוגמה עם הכפתור פעיל, כדי לנסות הכול. (צריך חיבור אינטרנט פעם אחת — הוא טוען את React מהרשת רק לתצוגה.)</w:t>
+        <w:t xml:space="preserve">אפשר לשלוט בכפתור דרך מאפיינים. כולם אופציונליים:</w:t>
+      </w:r>
+    </w:p>
+    <w:p>
+      <w:pPr>
+        <w:pStyle w:val="ListParagraph"/>
+        <w:numPr>
+          <w:ilvl w:val="0"/>
+          <w:numId w:val="3"/>
+        </w:numPr>
+        <w:bidi/>
+        <w:spacing w:after="80"/>
+        <w:jc w:val="right"/>
+      </w:pPr>
+      <w:r>
+        <w:rPr>
+          <w:rFonts w:ascii="Consolas" w:cs="Consolas" w:eastAsia="Consolas" w:hAnsi="Consolas"/>
+          <w:sz w:val="19"/>
+          <w:szCs w:val="19"/>
+          <w:rtl w:val="false"/>
+        </w:rPr>
+        <w:t xml:space="preserve">position</w:t>
+      </w:r>
+      <w:r>
+        <w:rPr>
+          <w:rtl/>
+        </w:rPr>
+        <w:t xml:space="preserve">  — מיקום: bottom-right (ברירת מחדל), bottom-left, top-right, top-left.</w:t>
+      </w:r>
+    </w:p>
+    <w:p>
+      <w:pPr>
+        <w:pStyle w:val="ListParagraph"/>
+        <w:numPr>
+          <w:ilvl w:val="0"/>
+          <w:numId w:val="3"/>
+        </w:numPr>
+        <w:bidi/>
+        <w:spacing w:after="80"/>
+        <w:jc w:val="right"/>
+      </w:pPr>
+      <w:r>
+        <w:rPr>
+          <w:rFonts w:ascii="Consolas" w:cs="Consolas" w:eastAsia="Consolas" w:hAnsi="Consolas"/>
+          <w:sz w:val="19"/>
+          <w:szCs w:val="19"/>
+          <w:rtl w:val="false"/>
+        </w:rPr>
+        <w:t xml:space="preserve">color</w:t>
+      </w:r>
+      <w:r>
+        <w:rPr>
+          <w:rtl/>
+        </w:rPr>
+        <w:t xml:space="preserve">  — צבע הכפתור וההדגשות (כל צבע CSS). ברירת מחדל #2b50e0.</w:t>
+      </w:r>
+    </w:p>
+    <w:p>
+      <w:pPr>
+        <w:pStyle w:val="ListParagraph"/>
+        <w:numPr>
+          <w:ilvl w:val="0"/>
+          <w:numId w:val="3"/>
+        </w:numPr>
+        <w:bidi/>
+        <w:spacing w:after="80"/>
+        <w:jc w:val="right"/>
+      </w:pPr>
+      <w:r>
+        <w:rPr>
+          <w:rFonts w:ascii="Consolas" w:cs="Consolas" w:eastAsia="Consolas" w:hAnsi="Consolas"/>
+          <w:sz w:val="19"/>
+          <w:szCs w:val="19"/>
+          <w:rtl w:val="false"/>
+        </w:rPr>
+        <w:t xml:space="preserve">iconColor</w:t>
+      </w:r>
+      <w:r>
+        <w:rPr>
+          <w:rtl/>
+        </w:rPr>
+        <w:t xml:space="preserve">  — צבע האייקון על הכפתור. ברירת מחדל לבן.</w:t>
+      </w:r>
+    </w:p>
+    <w:p>
+      <w:pPr>
+        <w:pStyle w:val="ListParagraph"/>
+        <w:numPr>
+          <w:ilvl w:val="0"/>
+          <w:numId w:val="3"/>
+        </w:numPr>
+        <w:bidi/>
+        <w:spacing w:after="80"/>
+        <w:jc w:val="right"/>
+      </w:pPr>
+      <w:r>
+        <w:rPr>
+          <w:rFonts w:ascii="Consolas" w:cs="Consolas" w:eastAsia="Consolas" w:hAnsi="Consolas"/>
+          <w:sz w:val="19"/>
+          <w:szCs w:val="19"/>
+          <w:rtl w:val="false"/>
+        </w:rPr>
+        <w:t xml:space="preserve">size</w:t>
+      </w:r>
+      <w:r>
+        <w:rPr>
+          <w:rtl/>
+        </w:rPr>
+        <w:t xml:space="preserve">  — גודל הכפתור בפיקסלים. ברירת מחדל 58.</w:t>
+      </w:r>
+    </w:p>
+    <w:p>
+      <w:pPr>
+        <w:pStyle w:val="ListParagraph"/>
+        <w:numPr>
+          <w:ilvl w:val="0"/>
+          <w:numId w:val="3"/>
+        </w:numPr>
+        <w:bidi/>
+        <w:spacing w:after="80"/>
+        <w:jc w:val="right"/>
+      </w:pPr>
+      <w:r>
+        <w:rPr>
+          <w:rFonts w:ascii="Consolas" w:cs="Consolas" w:eastAsia="Consolas" w:hAnsi="Consolas"/>
+          <w:sz w:val="19"/>
+          <w:szCs w:val="19"/>
+          <w:rtl w:val="false"/>
+        </w:rPr>
+        <w:t xml:space="preserve">shape</w:t>
+      </w:r>
+      <w:r>
+        <w:rPr>
+          <w:rtl/>
+        </w:rPr>
+        <w:t xml:space="preserve">  — circle (עיגול, ברירת מחדל) או rounded (מרובע מעוגל).</w:t>
+      </w:r>
+    </w:p>
+    <w:p>
+      <w:pPr>
+        <w:pStyle w:val="ListParagraph"/>
+        <w:numPr>
+          <w:ilvl w:val="0"/>
+          <w:numId w:val="3"/>
+        </w:numPr>
+        <w:bidi/>
+        <w:spacing w:after="80"/>
+        <w:jc w:val="right"/>
+      </w:pPr>
+      <w:r>
+        <w:rPr>
+          <w:rFonts w:ascii="Consolas" w:cs="Consolas" w:eastAsia="Consolas" w:hAnsi="Consolas"/>
+          <w:sz w:val="19"/>
+          <w:szCs w:val="19"/>
+          <w:rtl w:val="false"/>
+        </w:rPr>
+        <w:t xml:space="preserve">iconSrc</w:t>
+      </w:r>
+      <w:r>
+        <w:rPr>
+          <w:rtl/>
+        </w:rPr>
+        <w:t xml:space="preserve">  — כתובת תמונה לאייקון מותאם (לוגו). למשל "/logo.png".</w:t>
+      </w:r>
+    </w:p>
+    <w:p>
+      <w:pPr>
+        <w:pStyle w:val="ListParagraph"/>
+        <w:numPr>
+          <w:ilvl w:val="0"/>
+          <w:numId w:val="3"/>
+        </w:numPr>
+        <w:bidi/>
+        <w:spacing w:after="80"/>
+        <w:jc w:val="right"/>
+      </w:pPr>
+      <w:r>
+        <w:rPr>
+          <w:rFonts w:ascii="Consolas" w:cs="Consolas" w:eastAsia="Consolas" w:hAnsi="Consolas"/>
+          <w:sz w:val="19"/>
+          <w:szCs w:val="19"/>
+          <w:rtl w:val="false"/>
+        </w:rPr>
+        <w:t xml:space="preserve">icon</w:t>
+      </w:r>
+      <w:r>
+        <w:rPr>
+          <w:rtl/>
+        </w:rPr>
+        <w:t xml:space="preserve">  — אלמנט React מותאם לאייקון (מתקדם).</w:t>
+      </w:r>
+    </w:p>
+    <w:p>
+      <w:pPr>
+        <w:pStyle w:val="ListParagraph"/>
+        <w:numPr>
+          <w:ilvl w:val="0"/>
+          <w:numId w:val="3"/>
+        </w:numPr>
+        <w:bidi/>
+        <w:spacing w:after="80"/>
+        <w:jc w:val="right"/>
+      </w:pPr>
+      <w:r>
+        <w:rPr>
+          <w:rFonts w:ascii="Consolas" w:cs="Consolas" w:eastAsia="Consolas" w:hAnsi="Consolas"/>
+          <w:sz w:val="19"/>
+          <w:szCs w:val="19"/>
+          <w:rtl w:val="false"/>
+        </w:rPr>
+        <w:t xml:space="preserve">offset</w:t>
+      </w:r>
+      <w:r>
+        <w:rPr>
+          <w:rtl/>
+        </w:rPr>
+        <w:t xml:space="preserve">  — מרחק מקצה המסך בפיקסלים. ברירת מחדל 20.</w:t>
+      </w:r>
+    </w:p>
+    <w:p>
+      <w:pPr>
+        <w:pStyle w:val="ListParagraph"/>
+        <w:numPr>
+          <w:ilvl w:val="0"/>
+          <w:numId w:val="3"/>
+        </w:numPr>
+        <w:bidi/>
+        <w:spacing w:after="80"/>
+        <w:jc w:val="right"/>
+      </w:pPr>
+      <w:r>
+        <w:rPr>
+          <w:rFonts w:ascii="Consolas" w:cs="Consolas" w:eastAsia="Consolas" w:hAnsi="Consolas"/>
+          <w:sz w:val="19"/>
+          <w:szCs w:val="19"/>
+          <w:rtl w:val="false"/>
+        </w:rPr>
+        <w:t xml:space="preserve">zIndex</w:t>
+      </w:r>
+      <w:r>
+        <w:rPr>
+          <w:rtl/>
+        </w:rPr>
+        <w:t xml:space="preserve">  — שכבת התצוגה (לצוף מעל הכל). ברירת מחדל גבוהה מאוד.</w:t>
+      </w:r>
+    </w:p>
+    <w:p>
+      <w:pPr>
+        <w:pStyle w:val="ListParagraph"/>
+        <w:numPr>
+          <w:ilvl w:val="0"/>
+          <w:numId w:val="3"/>
+        </w:numPr>
+        <w:bidi/>
+        <w:spacing w:after="80"/>
+        <w:jc w:val="right"/>
+      </w:pPr>
+      <w:r>
+        <w:rPr>
+          <w:rFonts w:ascii="Consolas" w:cs="Consolas" w:eastAsia="Consolas" w:hAnsi="Consolas"/>
+          <w:sz w:val="19"/>
+          <w:szCs w:val="19"/>
+          <w:rtl w:val="false"/>
+        </w:rPr>
+        <w:t>brandLabel</w:t>
+      </w:r>
+      <w:r>
+        <w:rPr>
+          <w:rtl/>
+        </w:rPr>
+        <w:t xml:space="preserve">  — הוצא משימוש (לא מוצג). נשאר רק כדי שהגדרות ישנות לא יישברו.</w:t>
+      </w:r>
+    </w:p>
+    <w:p>
+      <w:pPr>
+        <w:pStyle w:val="ListParagraph"/>
+        <w:numPr>
+          <w:ilvl w:val="0"/>
+          <w:numId w:val="3"/>
+        </w:numPr>
+        <w:bidi/>
+        <w:spacing w:after="80"/>
+        <w:jc w:val="right"/>
+      </w:pPr>
+      <w:r>
+        <w:rPr>
+          <w:rFonts w:ascii="Consolas" w:cs="Consolas" w:eastAsia="Consolas" w:hAnsi="Consolas"/>
+          <w:sz w:val="19"/>
+          <w:szCs w:val="19"/>
+          <w:rtl w:val="false"/>
+        </w:rPr>
+        <w:t>hideBranding</w:t>
+      </w:r>
+      <w:r>
+        <w:rPr>
+          <w:rtl/>
+        </w:rPr>
+        <w:t xml:space="preserve">  — הסתרת פס הקישור "נגישות בקלות" בתחתית התפריט (true/false).</w:t>
+      </w:r>
+    </w:p>
+    <w:p>
+      <w:pPr>
+        <w:pStyle w:val="ListParagraph"/>
+        <w:numPr>
+          <w:ilvl w:val="0"/>
+          <w:numId w:val="3"/>
+        </w:numPr>
+        <w:bidi/>
+        <w:spacing w:after="80"/>
+        <w:jc w:val="right"/>
+      </w:pPr>
+      <w:r>
+        <w:rPr>
+          <w:rFonts w:ascii="Consolas" w:cs="Consolas" w:eastAsia="Consolas" w:hAnsi="Consolas"/>
+          <w:sz w:val="19"/>
+          <w:szCs w:val="19"/>
+          <w:rtl w:val="false"/>
+        </w:rPr>
+        <w:t xml:space="preserve">buttonLabel</w:t>
+      </w:r>
+      <w:r>
+        <w:rPr>
+          <w:rtl/>
+        </w:rPr>
+        <w:t xml:space="preserve">  — טקסט נגיש לכפתור (aria-label).</w:t>
+      </w:r>
+    </w:p>
+    <w:p>
+      <w:pPr>
+        <w:pStyle w:val="ListParagraph"/>
+        <w:numPr>
+          <w:ilvl w:val="0"/>
+          <w:numId w:val="3"/>
+        </w:numPr>
+        <w:bidi/>
+        <w:spacing w:after="80"/>
+        <w:jc w:val="right"/>
+      </w:pPr>
+      <w:r>
+        <w:rPr>
+          <w:rFonts w:ascii="Consolas" w:cs="Consolas" w:eastAsia="Consolas" w:hAnsi="Consolas"/>
+          <w:sz w:val="19"/>
+          <w:szCs w:val="19"/>
+          <w:rtl w:val="false"/>
+        </w:rPr>
+        <w:t xml:space="preserve">initialSettings</w:t>
+      </w:r>
+      <w:r>
+        <w:rPr>
+          <w:rtl/>
+        </w:rPr>
+        <w:t xml:space="preserve">  — הגדרות שיהיו דלוקות כברירת מחדל לכל המבקרים.</w:t>
       </w:r>
     </w:p>
     <w:p>
@@ -964,20 +805,67 @@
           <w:bCs/>
           <w:rtl/>
         </w:rPr>
-        <w:t xml:space="preserve">שמירת העדפות</w:t>
-      </w:r>
-    </w:p>
-    <w:p>
-      <w:pPr>
-        <w:bidi/>
-        <w:spacing w:after="120"/>
-        <w:jc w:val="right"/>
-      </w:pPr>
-      <w:r>
-        <w:rPr>
-          <w:rtl/>
-        </w:rPr>
-        <w:t xml:space="preserve">כל בחירה של המבקר נשמרת בדפדפן שלו (localStorage) ונטענת אוטומטית בכניסה הבאה. אין צורך בשרת.</w:t>
+        <w:t xml:space="preserve">דוגמאות</w:t>
+      </w:r>
+    </w:p>
+    <w:p>
+      <w:pPr>
+        <w:shd w:fill="F3F4FB" w:val="clear"/>
+        <w:spacing w:after="40"/>
+        <w:jc w:val="left"/>
+      </w:pPr>
+      <w:r>
+        <w:rPr>
+          <w:rFonts w:ascii="Consolas" w:cs="Consolas" w:eastAsia="Consolas" w:hAnsi="Consolas"/>
+          <w:sz w:val="19"/>
+          <w:szCs w:val="19"/>
+        </w:rPr>
+        <w:t xml:space="preserve">&lt;AccessibilityWidget position="bottom-left" color="#e11d48" /&gt;</w:t>
+      </w:r>
+    </w:p>
+    <w:p>
+      <w:pPr>
+        <w:shd w:fill="F3F4FB" w:val="clear"/>
+        <w:spacing w:after="40"/>
+        <w:jc w:val="left"/>
+      </w:pPr>
+      <w:r>
+        <w:rPr>
+          <w:rFonts w:ascii="Consolas" w:cs="Consolas" w:eastAsia="Consolas" w:hAnsi="Consolas"/>
+          <w:sz w:val="19"/>
+          <w:szCs w:val="19"/>
+        </w:rPr>
+        <w:t xml:space="preserve">&lt;AccessibilityWidget size={72} shape="rounded" color="#0ea5e9" /&gt;</w:t>
+      </w:r>
+    </w:p>
+    <w:p>
+      <w:pPr>
+        <w:shd w:fill="F3F4FB" w:val="clear"/>
+        <w:spacing w:after="40"/>
+        <w:jc w:val="left"/>
+      </w:pPr>
+      <w:r>
+        <w:rPr>
+          <w:rFonts w:ascii="Consolas" w:cs="Consolas" w:eastAsia="Consolas" w:hAnsi="Consolas"/>
+          <w:sz w:val="19"/>
+          <w:szCs w:val="19"/>
+        </w:rPr>
+        <w:t>&lt;AccessibilityWidget iconSrc="/logo-a11y.png" /&gt;</w:t>
+      </w:r>
+    </w:p>
+    <w:p>
+      <w:pPr>
+        <w:shd w:fill="F3F4FB" w:val="clear"/>
+        <w:spacing w:after="40"/>
+        <w:jc w:val="left"/>
+      </w:pPr>
+      <w:r>
+        <w:rPr>
+          <w:rFonts w:ascii="Consolas" w:cs="Consolas" w:eastAsia="Consolas" w:hAnsi="Consolas"/>
+          <w:sz w:val="19"/>
+          <w:szCs w:val="19"/>
+        </w:rPr>
+        <w:t xml:space="preserve">&lt;AccessibilityWidget initialSettings={{ highlightLinks: true }} hideBranding /&gt;</w:t>
       </w:r>
     </w:p>
     <w:p>
@@ -993,6 +881,271 @@
           <w:bCs/>
           <w:rtl/>
         </w:rPr>
+        <w:t xml:space="preserve">האפשרויות בתפריט</w:t>
+      </w:r>
+    </w:p>
+    <w:p>
+      <w:pPr>
+        <w:pStyle w:val="ListParagraph"/>
+        <w:numPr>
+          <w:ilvl w:val="0"/>
+          <w:numId w:val="3"/>
+        </w:numPr>
+        <w:bidi/>
+        <w:spacing w:after="80"/>
+        <w:jc w:val="right"/>
+      </w:pPr>
+      <w:r>
+        <w:rPr>
+          <w:rtl/>
+        </w:rPr>
+        <w:t>טקסט: גודל טקסט (משנה את כל הטקסט באתר, פי 1.25 עד פי 2), גובה שורה, מרווח אותיות, מרווח מילים, יישור טקסט, וגופן קריא. בכל כלי כזה מוצג בשורה קטנה המצב הנוכחי: "רגיל", "פי 1.5", "רמה 2" וכו'.</w:t>
+      </w:r>
+    </w:p>
+    <w:p>
+      <w:pPr>
+        <w:pStyle w:val="ListParagraph"/>
+        <w:numPr>
+          <w:ilvl w:val="0"/>
+          <w:numId w:val="3"/>
+        </w:numPr>
+        <w:bidi/>
+        <w:spacing w:after="80"/>
+        <w:jc w:val="right"/>
+      </w:pPr>
+      <w:r>
+        <w:rPr>
+          <w:rtl/>
+        </w:rPr>
+        <w:t xml:space="preserve">ויזואלי: ניגודיות (כהה / בהיר / היפוך צבעים), גווני צבע (אפור / ספיה), הסתר תמונות, השהה אנימציות.</w:t>
+      </w:r>
+    </w:p>
+    <w:p>
+      <w:pPr>
+        <w:pStyle w:val="ListParagraph"/>
+        <w:numPr>
+          <w:ilvl w:val="0"/>
+          <w:numId w:val="3"/>
+        </w:numPr>
+        <w:bidi/>
+        <w:spacing w:after="80"/>
+        <w:jc w:val="right"/>
+      </w:pPr>
+      <w:r>
+        <w:rPr>
+          <w:rtl/>
+        </w:rPr>
+        <w:t>אוריינטציה: הדגשת קישורים, מסכת קריאה (חלון קריאה עם פס צהוב), מסגרת מיקוד, סמן עכבר גדול (כולל יד גדולה על כפתורים/קישורים), ומבנה עמוד. בטלפון ובטאבלט הכלים סמן עכבר גדול, מסכת קריאה ומסגרת מיקוד לא מוצגים, כי אין בהם עכבר או מקלדת.</w:t>
+      </w:r>
+    </w:p>
+    <w:p>
+      <w:pPr>
+        <w:pStyle w:val="ListParagraph"/>
+        <w:numPr>
+          <w:ilvl w:val="0"/>
+          <w:numId w:val="3"/>
+        </w:numPr>
+        <w:bidi/>
+        <w:spacing w:after="80"/>
+        <w:jc w:val="right"/>
+      </w:pPr>
+      <w:r>
+        <w:rPr>
+          <w:rtl/>
+        </w:rPr>
+        <w:t xml:space="preserve">מבנה עמוד: מציג את כל הכותרות בדף עם הרמה שלהן (H1, H2 ...) לפי SEO. לחיצה על כותרת גוללת אליה ומסמנת אותה במסגרת צהובה שנעלמת אחרי 15 שניות.</w:t>
+      </w:r>
+    </w:p>
+    <w:p>
+      <w:pPr>
+        <w:pStyle w:val="ListParagraph"/>
+        <w:numPr>
+          <w:ilvl w:val="0"/>
+          <w:numId w:val="3"/>
+        </w:numPr>
+        <w:bidi/>
+        <w:spacing w:after="80"/>
+        <w:jc w:val="right"/>
+      </w:pPr>
+      <w:r>
+        <w:rPr>
+          <w:rtl/>
+        </w:rPr>
+        <w:t xml:space="preserve">הקראה: הקראת תוכן הדף בקול.</w:t>
+      </w:r>
+    </w:p>
+    <w:p>
+      <w:pPr>
+        <w:pStyle w:val="Heading2"/>
+        <w:bidi/>
+        <w:spacing w:after="120" w:before="240"/>
+        <w:jc w:val="right"/>
+      </w:pPr>
+      <w:r>
+        <w:rPr>
+          <w:b/>
+          <w:bCs/>
+          <w:rtl/>
+        </w:rPr>
+        <w:t xml:space="preserve">הכפתורים בכותרת התפריט</w:t>
+      </w:r>
+    </w:p>
+    <w:p>
+      <w:pPr>
+        <w:pStyle w:val="ListParagraph"/>
+        <w:numPr>
+          <w:ilvl w:val="0"/>
+          <w:numId w:val="3"/>
+        </w:numPr>
+        <w:bidi/>
+        <w:spacing w:after="80"/>
+        <w:jc w:val="right"/>
+      </w:pPr>
+      <w:r>
+        <w:rPr>
+          <w:rtl/>
+        </w:rPr>
+        <w:t xml:space="preserve">ברירת מחדל (החץ המעגלי) — מאפס את כל ההגדרות. נפתח חלון אישור קטן ונפרד לפני האיפוס.</w:t>
+      </w:r>
+    </w:p>
+    <w:p>
+      <w:pPr>
+        <w:pStyle w:val="ListParagraph"/>
+        <w:numPr>
+          <w:ilvl w:val="0"/>
+          <w:numId w:val="3"/>
+        </w:numPr>
+        <w:bidi/>
+        <w:spacing w:after="80"/>
+        <w:jc w:val="right"/>
+      </w:pPr>
+      <w:r>
+        <w:rPr>
+          <w:rtl/>
+        </w:rPr>
+        <w:t xml:space="preserve">עין (הסתרה) — מסתיר את כפתור הנגישות. נפתח חלון נפרד ששואל לכמה זמן: 8 שעות, 24 שעות, או לצמיתות. הבחירה נשמרת ב-cookie, וכל עוד הוא פעיל הכפתור לא יוצג.</w:t>
+      </w:r>
+    </w:p>
+    <w:p>
+      <w:pPr>
+        <w:pStyle w:val="ListParagraph"/>
+        <w:numPr>
+          <w:ilvl w:val="0"/>
+          <w:numId w:val="3"/>
+        </w:numPr>
+        <w:bidi/>
+        <w:spacing w:after="80"/>
+        <w:jc w:val="right"/>
+      </w:pPr>
+      <w:r>
+        <w:rPr>
+          <w:rtl/>
+        </w:rPr>
+        <w:t xml:space="preserve">סגירה (X) — סוגר את התפריט (הכפתור נשאר).</w:t>
+      </w:r>
+    </w:p>
+    <w:p>
+      <w:pPr>
+        <w:pStyle w:val="ListParagraph"/>
+        <w:numPr>
+          <w:ilvl w:val="0"/>
+          <w:numId w:val="3"/>
+        </w:numPr>
+        <w:bidi/>
+        <w:spacing w:after="80"/>
+        <w:jc w:val="right"/>
+      </w:pPr>
+      <w:r>
+        <w:rPr>
+          <w:rtl/>
+        </w:rPr>
+        <w:t>פס "נגישות בקלות" בתחתית — כל הפס הוא קישור לאתר, נשאר גלוי תמיד (גם כשגוללים בתפריט) וצבוע בצבע הנגישות של האתר. כפתור "חזרה" במבנה עמוד צבוע באותו צבע.</w:t>
+      </w:r>
+    </w:p>
+    <w:p>
+      <w:pPr>
+        <w:bidi/>
+        <w:spacing w:after="120"/>
+        <w:jc w:val="right"/>
+      </w:pPr>
+      <w:r>
+        <w:rPr>
+          <w:rtl/>
+        </w:rPr>
+        <w:t xml:space="preserve">איך מחזירים כפתור שהוסתר? לוחצים Alt + Shift + A במקלדת — זה מוחק את ה-cookie ומחזיר את הכפתור. (לחלופין: מחיקת ה-cookie בשם a11yWidgetHidden.)</w:t>
+      </w:r>
+    </w:p>
+    <w:p>
+      <w:pPr>
+        <w:pStyle w:val="Heading2"/>
+        <w:bidi/>
+        <w:spacing w:after="120" w:before="240"/>
+        <w:jc w:val="right"/>
+      </w:pPr>
+      <w:r>
+        <w:rPr>
+          <w:b/>
+          <w:bCs/>
+          <w:rtl/>
+        </w:rPr>
+        <w:t xml:space="preserve">תצוגה מקדימה (בלי לגעת באתר)</w:t>
+      </w:r>
+    </w:p>
+    <w:p>
+      <w:pPr>
+        <w:bidi/>
+        <w:spacing w:after="120"/>
+        <w:jc w:val="right"/>
+      </w:pPr>
+      <w:r>
+        <w:rPr>
+          <w:rtl/>
+        </w:rPr>
+        <w:t xml:space="preserve">בתיקייה יש קובץ demo.html. לחיצה כפולה עליו פותחת בדפדפן דף עברי לדוגמה עם הכפתור פעיל, כדי לנסות הכול. (צריך חיבור אינטרנט פעם אחת — הוא טוען את React מהרשת רק לתצוגה.)</w:t>
+      </w:r>
+    </w:p>
+    <w:p>
+      <w:pPr>
+        <w:pStyle w:val="Heading2"/>
+        <w:bidi/>
+        <w:spacing w:after="120" w:before="240"/>
+        <w:jc w:val="right"/>
+      </w:pPr>
+      <w:r>
+        <w:rPr>
+          <w:b/>
+          <w:bCs/>
+          <w:rtl/>
+        </w:rPr>
+        <w:t xml:space="preserve">שמירת העדפות</w:t>
+      </w:r>
+    </w:p>
+    <w:p>
+      <w:pPr>
+        <w:bidi/>
+        <w:spacing w:after="120"/>
+        <w:jc w:val="right"/>
+      </w:pPr>
+      <w:r>
+        <w:rPr>
+          <w:rtl/>
+        </w:rPr>
+        <w:t xml:space="preserve">כל בחירה של המבקר נשמרת בדפדפן שלו (localStorage) ונטענת אוטומטית בכניסה הבאה. אין צורך בשרת.</w:t>
+      </w:r>
+    </w:p>
+    <w:p>
+      <w:pPr>
+        <w:pStyle w:val="Heading2"/>
+        <w:bidi/>
+        <w:spacing w:after="120" w:before="240"/>
+        <w:jc w:val="right"/>
+      </w:pPr>
+      <w:r>
+        <w:rPr>
+          <w:b/>
+          <w:bCs/>
+          <w:rtl/>
+        </w:rPr>
         <w:t xml:space="preserve">נקודות חשובות</w:t>
       </w:r>
     </w:p>
@@ -1029,7 +1182,7 @@
         <w:rPr>
           <w:rtl/>
         </w:rPr>
-        <w:t xml:space="preserve">מותאם למובייל: התפריט נפתח כמגירה מלמטה שמתאימה לגובה המסך (לא נחתך), עם כפתורים גדולים. אפשר לגרור את הכפתור עם האצבע לכל מקום במסך, ומסכת הקריאה עוקבת אחרי האצבע.</w:t>
+        <w:t>מותאם למובייל: התפריט נפתח כמגירה מלמטה שמתאימה לגובה המסך, עם כפתורים גדולים. אפשר לגרור את הכפתור עם האצבע לכל מקום. גרירה לתחתית-מרכז המסך מציגה X קטן חצי שקוף; שחרור עליו מסתיר את הכפתור ופותח חלון נפרד ששואל לכמה זמן להסתיר (8 שעות / 24 שעות / לצמיתות / ביטול).</w:t>
       </w:r>
     </w:p>
     <w:p>
@@ -1065,7 +1218,7 @@
         <w:rPr>
           <w:rtl/>
         </w:rPr>
-        <w:t xml:space="preserve">הגדלת הטקסט משנה את כל הטקסט בדף (לא רק חלק ממנו).</w:t>
+        <w:t>הגדלת הטקסט משנה את כל הטקסט בדף, בארבע מדרגות: פי 1.25, 1.5, 1.75 ו-2.</w:t>
       </w:r>
     </w:p>
     <w:p>
@@ -1119,7 +1272,7 @@
         <w:rPr>
           <w:rtl/>
         </w:rPr>
-        <w:t xml:space="preserve">לא שובר את האתר: כל האפקטים מחריגים את הווידג'ט עצמו, והוא צף מעל התוכן.</w:t>
+        <w:t>לא שובר את האתר: כל האפקטים מחריגים את הווידג'ט עצמו — גם מרווחי השורות, האותיות והמילים לא משנים את התפריט, והוא צף מעל התוכן.</w:t>
       </w:r>
     </w:p>
     <w:p>
